--- a/public/gallery/examples/ux-designer/id/resume.docx
+++ b/public/gallery/examples/ux-designer/id/resume.docx
@@ -66,7 +66,7 @@
         </w:rPr>
         <w:t xml:space="preserve">📧 </w:t>
       </w:r>
-      <w:hyperlink w:history="1" r:id="rId_ushzmmyohofv7w4c2hjg">
+      <w:hyperlink w:history="1" r:id="rId7xlol1oh2jyjgm0vfpc0w">
         <w:r>
           <w:rPr>
             <w:sz w:val="18"/>
@@ -89,7 +89,7 @@
         </w:rPr>
         <w:t xml:space="preserve">🔗 </w:t>
       </w:r>
-      <w:hyperlink w:history="1" r:id="rId8rlaeefjkwnwqg0u4eqm7">
+      <w:hyperlink w:history="1" r:id="rIddk8mwdu7kugpi-nyauv_b">
         <w:r>
           <w:rPr>
             <w:sz w:val="18"/>
@@ -124,7 +124,7 @@
         <w:spacing w:after="200" w:line="276"/>
         <w:jc w:val="center"/>
       </w:pPr>
-      <w:hyperlink w:history="1" r:id="rIdjkudhgjq_gz6_z-zxidsx">
+      <w:hyperlink w:history="1" r:id="rIdg5cbjfvg6bohopajzbcgh">
         <w:r>
           <w:rPr>
             <w:sz w:val="18"/>
@@ -140,7 +140,7 @@
         </w:rPr>
         <w:t xml:space="preserve"> • </w:t>
       </w:r>
-      <w:hyperlink w:history="1" r:id="rIdvsknxq639eynstm8diden">
+      <w:hyperlink w:history="1" r:id="rIdicgrfrllz6toeiaotex5w">
         <w:r>
           <w:rPr>
             <w:sz w:val="18"/>
@@ -287,7 +287,7 @@
         </w:rPr>
         <w:t xml:space="preserve">	</w:t>
       </w:r>
-      <w:hyperlink w:history="1" r:id="rIdx2gn9phjp0iijks68uzki">
+      <w:hyperlink w:history="1" r:id="rIdcpueueldzvfdwyibvw6ck">
         <w:r>
           <w:rPr>
             <w:sz w:val="18"/>
@@ -450,7 +450,7 @@
         </w:rPr>
         <w:t xml:space="preserve">	</w:t>
       </w:r>
-      <w:hyperlink w:history="1" r:id="rIdc5v_1iozpkk9rvdvcwqbq">
+      <w:hyperlink w:history="1" r:id="rIdd3vbbylo9o2mdqmwgedf9">
         <w:r>
           <w:rPr>
             <w:sz w:val="18"/>
@@ -632,7 +632,7 @@
         </w:rPr>
         <w:t xml:space="preserve">	</w:t>
       </w:r>
-      <w:hyperlink w:history="1" r:id="rIdqestvftk6hdapcf4ehs0s">
+      <w:hyperlink w:history="1" r:id="rId0zbmxisyuqvjlu5rhben9">
         <w:r>
           <w:rPr>
             <w:sz w:val="18"/>
@@ -814,7 +814,7 @@
         </w:rPr>
         <w:t xml:space="preserve">	</w:t>
       </w:r>
-      <w:hyperlink w:history="1" r:id="rIdldo6c-qesnqsscmhyhl7g">
+      <w:hyperlink w:history="1" r:id="rIdzdscbh4ehk_ye0e6izty1">
         <w:r>
           <w:rPr>
             <w:sz w:val="18"/>
@@ -1240,7 +1240,7 @@
         </w:rPr>
         <w:t xml:space="preserve">	</w:t>
       </w:r>
-      <w:hyperlink w:history="1" r:id="rIdsnefrcknaj0zrrppjkvhm">
+      <w:hyperlink w:history="1" r:id="rId17fo4plmtkcz0i5b04i7c">
         <w:r>
           <w:rPr>
             <w:sz w:val="18"/>
@@ -1325,7 +1325,7 @@
         </w:rPr>
         <w:t xml:space="preserve">	</w:t>
       </w:r>
-      <w:hyperlink w:history="1" r:id="rIdedt5mnnx_zdqomz6feyqt">
+      <w:hyperlink w:history="1" r:id="rId4zcxt-q5_9uzydtktcypv">
         <w:r>
           <w:rPr>
             <w:sz w:val="18"/>
@@ -1422,7 +1422,7 @@
         </w:rPr>
         <w:t xml:space="preserve">	</w:t>
       </w:r>
-      <w:hyperlink w:history="1" r:id="rIdhkve946n16__26gtkmvwy">
+      <w:hyperlink w:history="1" r:id="rIdqhv7armydzomjx2tccnl1">
         <w:r>
           <w:rPr>
             <w:sz w:val="18"/>
@@ -1667,7 +1667,7 @@
         </w:rPr>
         <w:t xml:space="preserve">	</w:t>
       </w:r>
-      <w:hyperlink w:history="1" r:id="rIdyk2glfcei54yyhf3d0zdt">
+      <w:hyperlink w:history="1" r:id="rIdfp4c5y5edgs5kb9qx2zc5">
         <w:r>
           <w:rPr>
             <w:sz w:val="18"/>
